--- a/data/Dialogues multilateral_High-Level Political Forum on Sustainable Development.docx
+++ b/data/Dialogues multilateral_High-Level Political Forum on Sustainable Development.docx
@@ -2,13 +2,13 @@
 <file path=word/document.xml><?xml version="1.0" encoding="utf-8"?>
 <w:document xmlns:w="http://schemas.openxmlformats.org/wordprocessingml/2006/main" xmlns:m="http://schemas.openxmlformats.org/officeDocument/2006/math" xmlns:r="http://schemas.openxmlformats.org/officeDocument/2006/relationships" xmlns:o="urn:schemas-microsoft-com:office:office" xmlns:v="urn:schemas-microsoft-com:vml" xmlns:w10="urn:schemas-microsoft-com:office:word" xmlns:a="http://schemas.openxmlformats.org/drawingml/2006/main" xmlns:pic="http://schemas.openxmlformats.org/drawingml/2006/picture" xmlns:wp="http://schemas.openxmlformats.org/drawingml/2006/wordprocessingDrawing">
   <w:body>
-    <w:bookmarkStart w:id="26" w:name="Xc24f30970d20fec9966b4d38913356cf251656a"/>
+    <w:bookmarkStart w:id="26" w:name="X83b210af8af878244bb2e62a61f27b8aef2eecd"/>
     <w:p>
       <w:pPr>
         <w:pStyle w:val="Heading1"/>
       </w:pPr>
       <w:r>
-        <w:t xml:space="preserve">High-Level Political Forum on Sustainable Development 2022: Addressing Global Challenges and Advancing the 2030 Agenda</w:t>
+        <w:t xml:space="preserve">Report of the 2022 High-Level Political Forum on Sustainable Development</w:t>
       </w:r>
     </w:p>
     <w:p>
@@ -55,7 +55,19 @@
         <w:pStyle w:val="FirstParagraph"/>
       </w:pPr>
       <w:r>
-        <w:t xml:space="preserve">The 2022 High-Level Political Forum on Sustainable Development highlighted the significant setbacks to achieving the Sustainable Development Goals (SDGs) due to the COVID-19 pandemic, the Ukraine conflict, and climate change. Key challenges include energy and food insecurity, high inflation, and national debt. The forum emphasized the need for global solidarity, enhanced cooperation, and transformational policies to foster recovery and resilience. It called for urgent action on climate commitments and the empowerment of women and marginalized communities. Education was underscored as a fundamental right essential for achieving all SDGs. The forum also focused on the importance of financing, science, technology, and partnerships in addressing these challenges. The outcomes will inform the 2023 summit, aiming to accelerate progress towards the 2030 Agenda for Sustainable Development.</w:t>
+        <w:t xml:space="preserve">The 2022 High-Level Political Forum on Sustainable Development, convened under the Economic and Social Council, focused on</w:t>
+      </w:r>
+      <w:r>
+        <w:t xml:space="preserve"> </w:t>
+      </w:r>
+      <w:r>
+        <w:t xml:space="preserve">“Building back better from COVID-19 while advancing the full implementation of the 2030 Agenda.”</w:t>
+      </w:r>
+      <w:r>
+        <w:t xml:space="preserve"> </w:t>
+      </w:r>
+      <w:r>
+        <w:t xml:space="preserve">Key challenges identified include the COVID-19 pandemic, Ukraine conflict, climate change, energy and food insecurity, high debt, and inflation, which hinder Sustainable Development Goals (SDGs) progress. The forum emphasized the need for global solidarity, increased financing, debt crisis resolution, and transformational policies, including strengthening One Health, social protection, and gender equality. Special attention was given to vulnerable countries, especially small island developing States, with calls for a multidimensional vulnerability index. The forum reviewed SDGs 4 (education), 5 (gender equality), 14 (oceans), 15 (terrestrial ecosystems), and 17 (partnerships), highlighting the role of science, technology, and innovation. Voluntary national reviews from 44 countries were presented. The forum adopted a ministerial declaration and set the stage for the 2023 SDG Summit to accelerate implementation and recovery efforts.</w:t>
       </w:r>
     </w:p>
     <w:bookmarkEnd w:id="20"/>
@@ -77,7 +89,7 @@
         </w:numPr>
       </w:pPr>
       <w:r>
-        <w:t xml:space="preserve">The 2022 High-Level Political Forum focused on challenges such as COVID-19, the Ukraine conflict, and climate change, emphasizing the need for renewed multilateral action to achieve the Sustainable Development Goals (SDGs).</w:t>
+        <w:t xml:space="preserve">The 2022 High-Level Political Forum (HLPF) focused on building back better from COVID-19 while advancing the full implementation of the 2030 Agenda for Sustainable Development, reviewing Goals 4, 5, 14, 15, and 17 in depth.</w:t>
       </w:r>
     </w:p>
     <w:p>
@@ -89,7 +101,7 @@
         </w:numPr>
       </w:pPr>
       <w:r>
-        <w:t xml:space="preserve">Strong global solidarity and increased development financing are essential for implementing the 2030 Agenda and addressing the debt crisis.</w:t>
+        <w:t xml:space="preserve">Key challenges identified include COVID-19 impacts, Ukraine conflict, climate change, energy and food insecurity, high debt, inflation, and natural disasters, which hinder SDG progress.</w:t>
       </w:r>
     </w:p>
     <w:p>
@@ -101,7 +113,7 @@
         </w:numPr>
       </w:pPr>
       <w:r>
-        <w:t xml:space="preserve">The forum highlighted the importance of engaging local authorities and communities, particularly empowering women and youth in decision-making processes.</w:t>
+        <w:t xml:space="preserve">The forum emphasized the need for global solidarity, increased financing, debt crisis resolution, transformational policies, and inclusive participation of women, youth, and vulnerable groups.</w:t>
       </w:r>
     </w:p>
     <w:p>
@@ -113,7 +125,7 @@
         </w:numPr>
       </w:pPr>
       <w:r>
-        <w:t xml:space="preserve">Education was underscored as a fundamental human right and a key area for investment to achieve SDG 4, with a focus on closing the digital divide.</w:t>
+        <w:t xml:space="preserve">Discussions highlighted the importance of science, technology, innovation, digitalization, and effective global governance for sustainable development and climate action.</w:t>
       </w:r>
     </w:p>
     <w:p>
@@ -125,7 +137,7 @@
         </w:numPr>
       </w:pPr>
       <w:r>
-        <w:t xml:space="preserve">The forum called for urgent action on climate commitments and sustainable management of ecosystems to combat biodiversity loss and promote resilience.</w:t>
+        <w:t xml:space="preserve">The forum included 44 voluntary national reviews, thematic panels, regional messages, and adoption of a ministerial declaration to renew commitment to the 2030 Agenda.</w:t>
       </w:r>
     </w:p>
     <w:p>
@@ -137,7 +149,7 @@
         </w:numPr>
       </w:pPr>
       <w:r>
-        <w:t xml:space="preserve">A participatory approach involving all stakeholders is crucial for the successful implementation of the SDGs, with a focus on inclusivity and addressing the needs of vulnerable groups.</w:t>
+        <w:t xml:space="preserve">Participation involved 187 UN member states, UN entities, intergovernmental organizations, and major stakeholder groups, with extensive side events and exhibitions.</w:t>
       </w:r>
     </w:p>
     <w:bookmarkEnd w:id="21"/>
@@ -150,93 +162,14 @@
         <w:t xml:space="preserve">Actors</w:t>
       </w:r>
     </w:p>
-    <w:tbl>
-      <w:tblPr>
-        <w:tblStyle w:val="Table"/>
-        <w:tblW w:type="pct" w:w="5000"/>
-        <w:tblLayout w:type="fixed"/>
-        <w:tblLook w:firstRow="1" w:lastRow="0" w:firstColumn="0" w:lastColumn="0" w:noHBand="0" w:noVBand="0" w:val="0020"/>
-      </w:tblPr>
-      <w:tblGrid>
-        <w:gridCol w:w="3960"/>
-        <w:gridCol w:w="3960"/>
-      </w:tblGrid>
-      <w:tr>
-        <w:trPr>
-          <w:tblHeader w:val="on"/>
-        </w:trPr>
-        <w:tc>
-          <w:tcPr/>
-          <w:p>
-            <w:pPr>
-              <w:pStyle w:val="Compact"/>
-            </w:pPr>
-            <w:r>
-              <w:t xml:space="preserve">Category</w:t>
-            </w:r>
-          </w:p>
-        </w:tc>
-        <w:tc>
-          <w:tcPr/>
-          <w:p>
-            <w:pPr>
-              <w:pStyle w:val="Compact"/>
-            </w:pPr>
-            <w:r>
-              <w:t xml:space="preserve">Actor</w:t>
-            </w:r>
-          </w:p>
-        </w:tc>
-      </w:tr>
-      <w:tr>
-        <w:tc>
-          <w:tcPr/>
-          <w:p>
-            <w:pPr>
-              <w:pStyle w:val="Compact"/>
-            </w:pPr>
-            <w:r>
-              <w:t xml:space="preserve">Political Actors</w:t>
-            </w:r>
-          </w:p>
-        </w:tc>
-        <w:tc>
-          <w:tcPr/>
-          <w:p>
-            <w:pPr>
-              <w:pStyle w:val="Compact"/>
-            </w:pPr>
-            <w:r>
-              <w:t xml:space="preserve">United Nations; Economic and Social Council; Governments; United Nations Officials</w:t>
-            </w:r>
-          </w:p>
-        </w:tc>
-      </w:tr>
-      <w:tr>
-        <w:tc>
-          <w:tcPr/>
-          <w:p>
-            <w:pPr>
-              <w:pStyle w:val="Compact"/>
-            </w:pPr>
-            <w:r>
-              <w:t xml:space="preserve">Civil Society Actors</w:t>
-            </w:r>
-          </w:p>
-        </w:tc>
-        <w:tc>
-          <w:tcPr/>
-          <w:p>
-            <w:pPr>
-              <w:pStyle w:val="Compact"/>
-            </w:pPr>
-            <w:r>
-              <w:t xml:space="preserve">Civil Society Organisations; Non-governmental Institutions</w:t>
-            </w:r>
-          </w:p>
-        </w:tc>
-      </w:tr>
-    </w:tbl>
+    <w:p>
+      <w:pPr>
+        <w:pStyle w:val="FirstParagraph"/>
+      </w:pPr>
+      <w:r>
+        <w:t xml:space="preserve">No actors identified.</w:t>
+      </w:r>
+    </w:p>
     <w:bookmarkEnd w:id="22"/>
     <w:bookmarkStart w:id="23" w:name="main-themes"/>
     <w:p>
@@ -304,7 +237,7 @@
               <w:pStyle w:val="Compact"/>
             </w:pPr>
             <w:r>
-              <w:t xml:space="preserve">Digital Education; Gender Equality in Tech</w:t>
+              <w:t xml:space="preserve">Digital Inclusion</w:t>
             </w:r>
           </w:p>
         </w:tc>
@@ -317,7 +250,7 @@
               <w:pStyle w:val="Compact"/>
             </w:pPr>
             <w:r>
-              <w:t xml:space="preserve">Data &amp; Governance</w:t>
+              <w:t xml:space="preserve">Digital Transformation &amp; Strategy</w:t>
             </w:r>
           </w:p>
         </w:tc>
@@ -328,7 +261,7 @@
               <w:pStyle w:val="Compact"/>
             </w:pPr>
             <w:r>
-              <w:t xml:space="preserve">Digital Rights; Data Governance</w:t>
+              <w:t xml:space="preserve">Digital Agenda; Digital Acceleration</w:t>
             </w:r>
           </w:p>
         </w:tc>
@@ -352,55 +285,7 @@
               <w:pStyle w:val="Compact"/>
             </w:pPr>
             <w:r>
-              <w:t xml:space="preserve">Global Digital Cooperation; Digital &amp; Technological Partnerships</w:t>
-            </w:r>
-          </w:p>
-        </w:tc>
-      </w:tr>
-      <w:tr>
-        <w:tc>
-          <w:tcPr/>
-          <w:p>
-            <w:pPr>
-              <w:pStyle w:val="Compact"/>
-            </w:pPr>
-            <w:r>
-              <w:t xml:space="preserve">Digital Transformation &amp; Strategy</w:t>
-            </w:r>
-          </w:p>
-        </w:tc>
-        <w:tc>
-          <w:tcPr/>
-          <w:p>
-            <w:pPr>
-              <w:pStyle w:val="Compact"/>
-            </w:pPr>
-            <w:r>
-              <w:t xml:space="preserve">Digital Policy; Digital Infrastructure</w:t>
-            </w:r>
-          </w:p>
-        </w:tc>
-      </w:tr>
-      <w:tr>
-        <w:tc>
-          <w:tcPr/>
-          <w:p>
-            <w:pPr>
-              <w:pStyle w:val="Compact"/>
-            </w:pPr>
-            <w:r>
-              <w:t xml:space="preserve">Technology &amp; Innovation</w:t>
-            </w:r>
-          </w:p>
-        </w:tc>
-        <w:tc>
-          <w:tcPr/>
-          <w:p>
-            <w:pPr>
-              <w:pStyle w:val="Compact"/>
-            </w:pPr>
-            <w:r>
-              <w:t xml:space="preserve">ICT Innovation; Tech-Driven Solutions</w:t>
+              <w:t xml:space="preserve">Multilateralism</w:t>
             </w:r>
           </w:p>
         </w:tc>
@@ -425,13 +310,7 @@
         </w:numPr>
       </w:pPr>
       <w:r>
-        <w:t xml:space="preserve">The 2022 high-level political forum on sustainable development convened under the auspices of the Economic and Social Council, focusing on</w:t>
-      </w:r>
-      <w:r>
-        <w:t xml:space="preserve"> </w:t>
-      </w:r>
-      <w:r>
-        <w:t xml:space="preserve">“Building back better from the coronavirus disease (COVID-19) while advancing the full implementation of the 2030 Agenda for Sustainable Development.”</w:t>
+        <w:t xml:space="preserve">Implementation and scaling up of international and regional cooperation and development financing to support the full implementation of the 2030 Agenda for Sustainable Development.</w:t>
       </w:r>
     </w:p>
     <w:p>
@@ -443,7 +322,7 @@
         </w:numPr>
       </w:pPr>
       <w:r>
-        <w:t xml:space="preserve">The forum reviewed Sustainable Development Goals 4, 5, 14, 15, and 17, facilitating discussions on their implementation and interlinkages.</w:t>
+        <w:t xml:space="preserve">Strengthening One Health and social protection systems as part of transformational policies to achieve the Sustainable Development Goals.</w:t>
       </w:r>
     </w:p>
     <w:p>
@@ -455,7 +334,7 @@
         </w:numPr>
       </w:pPr>
       <w:r>
-        <w:t xml:space="preserve">The 10-Year Framework of Programmes on Sustainable Consumption and Production Patterns was introduced, highlighting ongoing efforts to promote sustainable consumption and production.</w:t>
+        <w:t xml:space="preserve">Promotion of decent jobs and inclusive policies to leave no one behind, with a focus on vulnerable groups including women and youth.</w:t>
       </w:r>
     </w:p>
     <w:p>
@@ -467,7 +346,7 @@
         </w:numPr>
       </w:pPr>
       <w:r>
-        <w:t xml:space="preserve">Voluntary national reviews were conducted by 44 countries, including Togo, Uruguay, Latvia, the Philippines, Switzerland, Argentina, and Ghana, to assess progress towards the Sustainable Development Goals.</w:t>
+        <w:t xml:space="preserve">Preparation and organization of the Transforming Education Summit to address barriers to achieving Goal 4, including innovative financing for education and digitalization efforts to close the digital divide.</w:t>
       </w:r>
     </w:p>
     <w:p>
@@ -479,7 +358,7 @@
         </w:numPr>
       </w:pPr>
       <w:r>
-        <w:t xml:space="preserve">The political declaration from the second United Nations Ocean Conference was referenced, emphasizing commitments to accelerate implementation of Goal 14 through partnerships and collaboration.</w:t>
+        <w:t xml:space="preserve">Implementation of gender-responsive policies and budgeting to address gender inequalities exacerbated by COVID-19, including prioritizing decent work, equal pay, and increased participation of women in decision-making.</w:t>
       </w:r>
     </w:p>
     <w:p>
@@ -491,7 +370,7 @@
         </w:numPr>
       </w:pPr>
       <w:r>
-        <w:t xml:space="preserve">The forum emphasized the need for increased development financing and addressing the debt crisis to support countries in special situations disproportionately affected by global challenges.</w:t>
+        <w:t xml:space="preserve">Acceleration of Goal 14 (oceans) implementation through partnerships, collaboration, and improved global ocean governance mechanisms following the second United Nations Ocean Conference.</w:t>
       </w:r>
     </w:p>
     <w:p>
@@ -503,7 +382,7 @@
         </w:numPr>
       </w:pPr>
       <w:r>
-        <w:t xml:space="preserve">The forum highlighted the importance of engaging local authorities and communities in the implementation of the 2030 Agenda, ensuring the inclusion of vulnerable groups and marginalized communities.</w:t>
+        <w:t xml:space="preserve">Multi-stakeholder collaboration to address terrestrial ecosystem sustainability, biodiversity loss, and climate change, aligned with the post-2020 global biodiversity framework.</w:t>
       </w:r>
     </w:p>
     <w:p>
@@ -515,7 +394,7 @@
         </w:numPr>
       </w:pPr>
       <w:r>
-        <w:t xml:space="preserve">The Transforming Education Summit was mentioned as an opportunity to address barriers to achieving Goal 4, focusing on innovative financial means for education and closing the digital divide.</w:t>
+        <w:t xml:space="preserve">Pursuit of reforms in international finance, debt, and taxation architecture to assist developing countries with debt sustainability, including coordinated policies for debt financing, relief, restructuring, and sound debt management.</w:t>
       </w:r>
     </w:p>
     <w:p>
@@ -527,7 +406,79 @@
         </w:numPr>
       </w:pPr>
       <w:r>
-        <w:t xml:space="preserve">The forum called for urgent action to implement commitments on climate change, including the Glasgow Climate Pact, to limit global warming and promote a sustainable recovery from COVID-19.</w:t>
+        <w:t xml:space="preserve">Mobilization of science, technology, and digital innovation through international cooperation, financing, and a science, technology and innovation road map to support sustainable development and close the digital divide.</w:t>
+      </w:r>
+    </w:p>
+    <w:p>
+      <w:pPr>
+        <w:pStyle w:val="Compact"/>
+        <w:numPr>
+          <w:ilvl w:val="0"/>
+          <w:numId w:val="1002"/>
+        </w:numPr>
+      </w:pPr>
+      <w:r>
+        <w:t xml:space="preserve">Engagement of local authorities and communities in inclusive implementation of the 2030 Agenda, including voluntary local reviews and local-level actions.</w:t>
+      </w:r>
+    </w:p>
+    <w:p>
+      <w:pPr>
+        <w:pStyle w:val="Compact"/>
+        <w:numPr>
+          <w:ilvl w:val="0"/>
+          <w:numId w:val="1002"/>
+        </w:numPr>
+      </w:pPr>
+      <w:r>
+        <w:t xml:space="preserve">Conduct of voluntary national reviews by countries to assess and report progress on Sustainable Development Goals, facilitating peer learning and accountability.</w:t>
+      </w:r>
+    </w:p>
+    <w:p>
+      <w:pPr>
+        <w:pStyle w:val="Compact"/>
+        <w:numPr>
+          <w:ilvl w:val="0"/>
+          <w:numId w:val="1002"/>
+        </w:numPr>
+      </w:pPr>
+      <w:r>
+        <w:t xml:space="preserve">Organization of thematic discussions and interactive panels on topics such as financing crisis response, mobilizing science and technology, capacity development, and partnerships for sustainable development.</w:t>
+      </w:r>
+    </w:p>
+    <w:p>
+      <w:pPr>
+        <w:pStyle w:val="Compact"/>
+        <w:numPr>
+          <w:ilvl w:val="0"/>
+          <w:numId w:val="1002"/>
+        </w:numPr>
+      </w:pPr>
+      <w:r>
+        <w:t xml:space="preserve">Focused discussions and initiatives addressing the needs of African countries, least developed countries, landlocked developing countries, and small island developing States, including ensuring equal access to vaccines and resources.</w:t>
+      </w:r>
+    </w:p>
+    <w:p>
+      <w:pPr>
+        <w:pStyle w:val="Compact"/>
+        <w:numPr>
+          <w:ilvl w:val="0"/>
+          <w:numId w:val="1002"/>
+        </w:numPr>
+      </w:pPr>
+      <w:r>
+        <w:t xml:space="preserve">Promotion of public, private, and civil society partnerships and multi-stakeholder coalitions to mobilize resources and financing for development with a focus on societal and intergenerational value.</w:t>
+      </w:r>
+    </w:p>
+    <w:p>
+      <w:pPr>
+        <w:pStyle w:val="Compact"/>
+        <w:numPr>
+          <w:ilvl w:val="0"/>
+          <w:numId w:val="1002"/>
+        </w:numPr>
+      </w:pPr>
+      <w:r>
+        <w:t xml:space="preserve">Preparation for the 2023 Sustainable Development Goals Summit and midterm review to renew commitment and accelerate implementation of the Goals.</w:t>
       </w:r>
     </w:p>
     <w:bookmarkEnd w:id="24"/>
